--- a/examples/transf/doc/44-smoothing-quantization.docx
+++ b/examples/transf/doc/44-smoothing-quantization.docx
@@ -1060,7 +1060,7 @@
         <w:rPr>
           <w:rStyle w:val="VerbatimChar"/>
         </w:rPr>
-        <w:t xml:space="preserve">##              4.4 4.70909090909091 5.04666666666667 5.60882352941176             6.02            6.352 6.78421052631579 </w:t>
+        <w:t xml:space="preserve">##              4.4 4.70909090909091 5.04666666666667 5.60882352941176             6.02            6.352 6.78421052631579 7.50909090909091 </w:t>
       </w:r>
       <w:r>
         <w:br/>
@@ -1069,25 +1069,7 @@
         <w:rPr>
           <w:rStyle w:val="VerbatimChar"/>
         </w:rPr>
-        <w:t xml:space="preserve">##                5               11               30               34               15               25               19 </w:t>
-      </w:r>
-      <w:r>
-        <w:br/>
-      </w:r>
-      <w:r>
-        <w:rPr>
-          <w:rStyle w:val="VerbatimChar"/>
-        </w:rPr>
-        <w:t xml:space="preserve">## 7.50909090909091 </w:t>
-      </w:r>
-      <w:r>
-        <w:br/>
-      </w:r>
-      <w:r>
-        <w:rPr>
-          <w:rStyle w:val="VerbatimChar"/>
-        </w:rPr>
-        <w:t xml:space="preserve">##               11</w:t>
+        <w:t xml:space="preserve">##                5               11               30               34               15               25               19               11</w:t>
       </w:r>
     </w:p>
     <w:p>
